--- a/landing/README.md.docx
+++ b/landing/README.md.docx
@@ -7,7 +7,7 @@
         <w:pStyle w:val="Heading1"/>
         <w:rPr/>
       </w:pPr>
-      <w:bookmarkStart w:colFirst="0" w:colLast="0" w:name="_9lgnchh8ca6e" w:id="0"/>
+      <w:bookmarkStart w:colFirst="0" w:colLast="0" w:name="_gfi5hw4bcf4z" w:id="0"/>
       <w:bookmarkEnd w:id="0"/>
       <w:r>
         <w:rPr>
@@ -46,7 +46,7 @@
         <w:pStyle w:val="Heading2"/>
         <w:rPr/>
       </w:pPr>
-      <w:bookmarkStart w:colFirst="0" w:colLast="0" w:name="_68r0slfw0122" w:id="1"/>
+      <w:bookmarkStart w:colFirst="0" w:colLast="0" w:name="_zhizxzfals2t" w:id="1"/>
       <w:bookmarkEnd w:id="1"/>
       <w:r>
         <w:rPr>
@@ -265,7 +265,7 @@
         <w:pStyle w:val="Heading2"/>
         <w:rPr/>
       </w:pPr>
-      <w:bookmarkStart w:colFirst="0" w:colLast="0" w:name="_y359oqqcrh29" w:id="2"/>
+      <w:bookmarkStart w:colFirst="0" w:colLast="0" w:name="_u84000slr3gr" w:id="2"/>
       <w:bookmarkEnd w:id="2"/>
       <w:r>
         <w:rPr>
@@ -783,7 +783,7 @@
         <w:pStyle w:val="Heading2"/>
         <w:rPr/>
       </w:pPr>
-      <w:bookmarkStart w:colFirst="0" w:colLast="0" w:name="_xrwttmouji4o" w:id="3"/>
+      <w:bookmarkStart w:colFirst="0" w:colLast="0" w:name="_akq2r9m0empn" w:id="3"/>
       <w:bookmarkEnd w:id="3"/>
       <w:r>
         <w:rPr>
@@ -906,7 +906,7 @@
         <w:pStyle w:val="Heading2"/>
         <w:rPr/>
       </w:pPr>
-      <w:bookmarkStart w:colFirst="0" w:colLast="0" w:name="_v6qb5tksix7g" w:id="4"/>
+      <w:bookmarkStart w:colFirst="0" w:colLast="0" w:name="_6z1l3vgws9bo" w:id="4"/>
       <w:bookmarkEnd w:id="4"/>
       <w:r>
         <w:rPr>
